--- a/Scripts and Notebooks/Methods.docx
+++ b/Scripts and Notebooks/Methods.docx
@@ -28,12 +28,17 @@
     </w:p>
     <w:p>
       <w:r>
-        <w:t>Two separate predictive models were developed using the same baseline (T1) predictor definition but different outcomes and follow-up horizons: Model A predicts diabetes status at the second visit (T2), and Model B predicts diabetes status at the third visit (T3). Each model was supplied with its own pre-split training and test files, prepared upstream of this analysis and containing no missing values. No in-analysis train/test split was performed; the provided test files were held out entirely from model development and used only for final evaluation.</w:t>
+        <w:t>Two separate predictive models were developed using the same baseline (T1) predictor definition but different outcomes and follow-up horizons: Model A predicts diabetes status at the second visit (T2), and Model B predicts diabetes status at the third visit (T3). Each model was supplied with its own pre-split training and test files (Microsoft Excel format), prepared upstream of this analysis and containing no missing values. No in-analysis train/test split was performed; the provided test files were held out entirely from model development and used only for final evaluation.</w:t>
       </w:r>
     </w:p>
     <w:p>
       <w:r>
         <w:t>For both models, the analytic cohort was restricted to participants without prevalent diabetes at baseline. Specifically, the following exclusion criteria were applied independently to each file: (1) participants with a missing baseline HbA1c value (HBAC_T1) were excluded; (2) participants with prevalent diabetes at baseline (defined as HbA1c &gt; 6.5%, encoded in the variable DIABETES_T1) were excluded, so that the prediction task reflects genuinely incident (new-onset) diabetes rather than persistence of an existing diagnosis; (3) participants with a missing outcome flag at the relevant follow-up visit were excluded. Model B's cohort construction and feature set never reference any T2-derived variable, so that predictions for the T1→T3 horizon rely exclusively on information available at baseline, with no intermediate (T2) data leakage.</w:t>
+      </w:r>
+    </w:p>
+    <w:p>
+      <w:r>
+        <w:t>The underlying dataset was revised once during the course of this analysis (additional variables introduced, others replaced or removed — see Predictor Variables below); the pipeline was re-verified against the revised files, and all results reported here reflect the current version of the data.</w:t>
       </w:r>
     </w:p>
     <w:p>
@@ -51,7 +56,7 @@
     </w:p>
     <w:p>
       <w:r>
-        <w:t>After cohort exclusions, outcome prevalence was low: 1.0% in Model A (both train and test files) and approximately 2.7% in Model B (both train and test files), reflecting the intended focus on incident, relatively rare, disease onset.</w:t>
+        <w:t>After cohort exclusions, outcome prevalence was low: approximately 1.0% in Model A (train and test) and approximately 2.7% in Model B (train and test), reflecting the intended focus on incident, relatively rare, disease onset. Prevalence is reported alongside every performance table below (see Model Evaluation) so results can be interpreted in context.</w:t>
       </w:r>
     </w:p>
     <w:p>
@@ -69,12 +74,17 @@
     </w:p>
     <w:p>
       <w:r>
-        <w:t>One baseline variable, DIABETES_T1, was explicitly excluded from the predictor set: because the cohort was restricted to DIABETES_T1 = 0 by the exclusion criteria above, this variable is constant within the analytic cohort by construction and therefore carries no information. A generic zero-variance check was additionally applied to the training data of each model (with the same columns then removed from the corresponding test data) to catch any other structurally constant predictor. Static, non-time-indexed baseline variables (e.g. sex, smoking status, family history of diabetes, socioeconomic status) were excluded from the default predictor set to keep it restricted to explicitly baseline (T1) longitudinal measurements; this is a configurable option in the analysis code.</w:t>
+        <w:t>One baseline variable, DIABETES_T1, was explicitly excluded from the predictor set: because the cohort was restricted to DIABETES_T1 = 0 by the exclusion criteria above, this variable is constant within the analytic cohort by construction and therefore carries no information (and would otherwise cause a division-by-zero when standardizing features for the linear model). A generic zero-variance check was additionally applied to the training data of each model, with the same columns then removed from the corresponding test data, to catch any other structurally constant predictor. Static, non-time-indexed baseline variables (e.g. sex, smoking status, family history of diabetes, socioeconomic status) were excluded from the default predictor set to keep it restricted to explicitly baseline (T1) longitudinal measurements; this is a configurable option in the analysis code.</w:t>
       </w:r>
     </w:p>
     <w:p>
       <w:r>
-        <w:t>Model A and Model B used an identical predictor set (verified programmatically), differing only in their cohort membership and outcome. After the exclusions above, 23 predictor variables were used per model.</w:t>
+        <w:t>Missingness-indicator companion columns were not always present on both sides of a train/test pair: a “_T1_MISSING” column exists only where that split actually contained a missing value for the underlying variable, so it can appear in the training file but not the test file (or vice versa) if one split happened to have complete data for that variable. Where this occurred, the indicator was retained and set to 0 on the side where it was absent — absence of the column means no missingness occurred there, so 0 is the correct value rather than an assumption. Any other predictor present on only one side of a train/test pair (not a missingness indicator) was dropped from both, since no safe default value could be assumed for it; no such case was observed in the current data.</w:t>
+      </w:r>
+    </w:p>
+    <w:p>
+      <w:r>
+        <w:t>Model A and Model B used an identical predictor set (verified programmatically), differing only in their cohort membership and outcome. After the exclusions above, 22 predictor variables were used per model (23 prior to the removal of the structurally constant DIABETES_T1).</w:t>
       </w:r>
     </w:p>
     <w:p>
@@ -88,6 +98,11 @@
     <w:p>
       <w:r>
         <w:t>The provided training and test files contained no missing values. Each model pipeline nonetheless included a preprocessing step, implemented as a column transformer fitted separately within each cross-validation fold: numeric predictors were standardized (zero mean, unit variance) for the logistic regression model, and passed through unmodified for the tree-based models, which do not require feature scaling; any non-numeric (categorical) predictor would be one-hot encoded automatically, with unseen categories at prediction time handled gracefully. In the dataset analyzed here all baseline predictors were numeric, so the categorical-encoding branch of the pipeline was not exercised, but the pipeline is designed to generalize to categorical baseline predictors without modification.</w:t>
+      </w:r>
+    </w:p>
+    <w:p>
+      <w:r>
+        <w:t>For the tree-based models only (random forest, XGBoost), five continuous predictors — age (AGE_T1), hip circumference (HIP_T1), non-HDL cholesterol (NHDC_T1), LDL cholesterol (LDC_T1), and body roundness index (BRI_T1) — were additionally expanded into B-spline basis features (cubic, five knots), added alongside the untransformed value rather than replacing it. This was not applied to the logistic regression model, which already models a smooth (linear-in-log-odds) response. This spline expansion targets a subset of variables originally specified by lipid panel and anthropometric category; two of the originally-specified variables (triglycerides and HDL cholesterol) were no longer present in the revised dataset in their original form. Triglycerides had no direct successor variable and was omitted; HDL cholesterol was represented in the revised data only via the combined non-HDL cholesterol variable (NHDC_T1), which was used in its place as the closest available lipid-panel measure, noting that it is conceptually distinct from HDL cholesterol itself.</w:t>
       </w:r>
     </w:p>
     <w:p>
@@ -113,7 +128,7 @@
     </w:p>
     <w:p>
       <w:r>
-        <w:t>Three classification algorithms were evaluated for each outcome: (1) logistic regression with elastic-net regularization (saga solver), (2) random forest, and (3) gradient-boosted trees (XGBoost). Each algorithm was wrapped in an identical preprocessing → SMOTE → classifier pipeline, differing only in the final estimator and its preprocessing requirements as described above.</w:t>
+        <w:t>Three classification algorithms were evaluated for each outcome: (1) logistic regression with elastic-net regularization (saga solver), (2) random forest, and (3) gradient-boosted trees (XGBoost). Each algorithm was wrapped in an identical preprocessing → SMOTE → classifier pipeline, differing only in the final estimator and its preprocessing requirements as described above (including the spline expansion, applied only for the two tree-based algorithms).</w:t>
       </w:r>
     </w:p>
     <w:p>
@@ -126,7 +141,7 @@
     </w:p>
     <w:p>
       <w:r>
-        <w:t>Hyperparameters for each algorithm were tuned using Bayesian optimization (Optuna, Tree-structured Parzen Estimator sampler) with a median pruner to terminate unpromising trials early. For each model/algorithm combination, the search was evaluated using 5-fold stratified cross-validation within the training file only, with the mean area under the precision-recall curve (AUPRC) across folds as the optimization objective — chosen over AUROC given the low outcome prevalence. Twenty optimization trials were run per model/algorithm combination (configurable). The tuned hyperparameters were then used to refit each model on the entirety of its training file.</w:t>
+        <w:t>Hyperparameters for each algorithm were tuned using Bayesian optimization (Optuna, Tree-structured Parzen Estimator sampler) with a median pruner to terminate unpromising trials early. For each model/algorithm combination, the search was evaluated using 5-fold stratified cross-validation within the training file only, with the mean area under the precision-recall curve (AUPRC) across folds as the optimization objective — chosen over AUROC given the low outcome prevalence. Twenty optimization trials were run per model/algorithm combination (configurable). The tuned hyperparameters were then used to refit each model once on the entirety of its training file; this single refit is both the model evaluated on the test file and the model used for SHAP-based interpretation (see below), avoiding redundant refitting.</w:t>
       </w:r>
     </w:p>
     <w:p>
@@ -163,7 +178,17 @@
     </w:p>
     <w:p>
       <w:r>
-        <w:t>Each tuned, fully trained model was evaluated exactly once, on its corresponding held-out test file, which was not used at any stage of training, hyperparameter tuning, or threshold selection. Reported performance metrics were the area under the receiver operating characteristic curve (AUROC) and the area under the precision-recall curve (AUPRC), both threshold-independent, together with precision and recall computed at the F1-optimal threshold. Ninety-five percent confidence intervals for all four metrics were obtained by bootstrap resampling (500 resamples, stratified by class where applicable) of the test-set predictions.</w:t>
+        <w:t>Each tuned, fully trained model was scored on both its own training data (in-sample) and its corresponding held-out test file, using the single F1-optimal threshold described above. The in-sample (training) evaluation is reported only as a reference point against the test evaluation — it is expected to be optimistic, since the model is scored on the same data it was fit on, and a large gap between the two would signal overfitting. The test evaluation, on data never used at any stage of training, hyperparameter tuning, or threshold selection, is the unbiased performance estimate. An earlier version of this analysis additionally used a full nested cross-validation scheme (repeated train/validation splits within the training file) as an internal robustness check; this was removed once real, independently-prepared test files became available, since it added substantial computation for a check that a genuine external test set already provides more directly.</w:t>
+      </w:r>
+    </w:p>
+    <w:p>
+      <w:r>
+        <w:t>For both the in-sample and test evaluations, reported metrics were: the prevalence of the outcome in that dataset (“% Abnormal”, i.e. the proportion of positive/diabetic cases, reported for interpretive context given the low base rates involved); the area under the receiver operating characteristic curve (AUROC) and the area under the precision-recall curve (AUPRC), both threshold-independent; and precision and recall computed at the F1-optimal threshold. Ninety-five percent confidence intervals for AUROC, AUPRC, precision, and recall were obtained by bootstrap resampling (500 resamples) of the relevant set of predictions.</w:t>
+      </w:r>
+    </w:p>
+    <w:p>
+      <w:r>
+        <w:t>For each model (A and B), the algorithm with the highest test-set AUPRC among the three candidates was selected as the final model for that outcome — AUPRC was chosen as the selection criterion because it is the same metric used to drive hyperparameter tuning and is more informative than AUROC under low prevalence. Test-set performance across all three algorithms was additionally visualized as a grouped bar chart (AUROC, AUPRC, precision, recall, with bootstrap error bars) per model, to allow visual comparison alongside the numeric selection.</w:t>
       </w:r>
     </w:p>
     <w:p>
@@ -176,7 +201,7 @@
     </w:p>
     <w:p>
       <w:r>
-        <w:t>Feature importance was assessed using SHAP (SHapley Additive exPlanations) values, computed on the preprocessed test-set predictors of the final, fully trained model for each model/algorithm combination. TreeExplainer was used for the random forest and XGBoost models; LinearExplainer was used for the logistic regression model. Results are visualized as beeswarm summary plots, ranking predictors by their mean absolute contribution to the predicted probability of the outcome.</w:t>
+        <w:t>Feature importance was assessed using SHAP (SHapley Additive exPlanations) values, computed on the preprocessed test-set predictors of the final, fully trained model for each model/algorithm combination. TreeExplainer was used for the random forest and XGBoost models; LinearExplainer was used for the logistic regression model. Results are presented in three complementary forms: a beeswarm summary plot (population-level feature importance and direction of effect); a numeric ranking table of mean absolute SHAP value per feature, as the direct numeric counterpart to the beeswarm plot; and, for the single best-performing algorithm per model (as selected above), a decision plot tracing how each feature's contribution accumulates from the population base rate to the final predicted probability for a random sample of 50 test-set observations — useful for seeing whether predictions are driven by the same dominant features across cases or by different feature combinations for different individuals.</w:t>
       </w:r>
     </w:p>
     <w:p>
@@ -197,12 +222,38 @@
         <w:pStyle w:val="Heading2"/>
       </w:pPr>
       <w:r>
+        <w:t>Descriptive Statistics</w:t>
+      </w:r>
+    </w:p>
+    <w:p>
+      <w:r>
+        <w:t>Baseline (T1) characteristics of each model's final analytic population (training and test files combined, after all cohort exclusions) were summarized in a descriptive table: continuous variables as mean (standard deviation), and binary variables (coded 0/1) as n (%) of the coded-1 group, with variables classified as binary versus continuous by cardinality (10 or fewer unique values). This summary was produced for each model separately and illustrated with a corresponding figure (box plots for continuous variables, grouped bar charts for binary variables).</w:t>
+      </w:r>
+    </w:p>
+    <w:p>
+      <w:pPr>
+        <w:pStyle w:val="Heading2"/>
+      </w:pPr>
+      <w:r>
+        <w:t>Output Artifacts</w:t>
+      </w:r>
+    </w:p>
+    <w:p>
+      <w:r>
+        <w:t>For each model, the selected final pipeline (preprocessing, SMOTE, and classifier as a single object) was serialized for reuse, together with a metadata file recording the decision threshold, tuned hyperparameters, expected predictor columns, and test-set performance. A consolidated summary bundle was also produced, comprising all SHAP beeswarm and decision plot figures, the in-sample and test performance tables for all three algorithms and both models, and the underlying SHAP values (both the raw per-observation array and the mean-absolute-SHAP importance ranking) for every model/algorithm combination — packaged as a single compressed archive.</w:t>
+      </w:r>
+    </w:p>
+    <w:p>
+      <w:pPr>
+        <w:pStyle w:val="Heading2"/>
+      </w:pPr>
+      <w:r>
         <w:t>Software Implementation</w:t>
       </w:r>
     </w:p>
     <w:p>
       <w:r>
-        <w:t>All analyses were implemented in Python 3.12 using pandas for data handling; scikit-learn for preprocessing, cross-validation, and the logistic regression and random forest models; imbalanced-learn for SMOTE-based resampling pipelines; XGBoost for gradient-boosted tree models; Optuna for Bayesian hyperparameter optimization; and SHAP for model interpretation.</w:t>
+        <w:t>All analyses were implemented in Python 3.12 using pandas for data handling (including reading the Excel-format source files via openpyxl); scikit-learn for preprocessing (including spline feature generation), cross-validation, and the logistic regression and random forest models; imbalanced-learn for SMOTE-based resampling pipelines; XGBoost for gradient-boosted tree models; Optuna for Bayesian hyperparameter optimization; SHAP for model interpretation; and joblib for model serialization.</w:t>
       </w:r>
     </w:p>
     <w:sectPr>

--- a/Scripts and Notebooks/Methods.docx
+++ b/Scripts and Notebooks/Methods.docx
@@ -15,7 +15,7 @@
         <w:rPr>
           <w:i/>
         </w:rPr>
-        <w:t>Prediction of incident diabetes at follow-up visits T2 and T3 from baseline (T1) clinical and demographic variables.</w:t>
+        <w:t>Prediction of incident diabetes at follow-up visits T2 and T3 from baseline (T1) clinical and demographic variables. This version excludes the spline feature-engineering step described in earlier drafts (see Data Preprocessing).</w:t>
       </w:r>
     </w:p>
     <w:p>
@@ -101,11 +101,6 @@
       </w:r>
     </w:p>
     <w:p>
-      <w:r>
-        <w:t>For the tree-based models only (random forest, XGBoost), five continuous predictors — age (AGE_T1), hip circumference (HIP_T1), non-HDL cholesterol (NHDC_T1), LDL cholesterol (LDC_T1), and body roundness index (BRI_T1) — were additionally expanded into B-spline basis features (cubic, five knots), added alongside the untransformed value rather than replacing it. This was not applied to the logistic regression model, which already models a smooth (linear-in-log-odds) response. This spline expansion targets a subset of variables originally specified by lipid panel and anthropometric category; two of the originally-specified variables (triglycerides and HDL cholesterol) were no longer present in the revised dataset in their original form. Triglycerides had no direct successor variable and was omitted; HDL cholesterol was represented in the revised data only via the combined non-HDL cholesterol variable (NHDC_T1), which was used in its place as the closest available lipid-panel measure, noting that it is conceptually distinct from HDL cholesterol itself.</w:t>
-      </w:r>
-    </w:p>
-    <w:p>
       <w:pPr>
         <w:pStyle w:val="Heading2"/>
       </w:pPr>
@@ -128,7 +123,7 @@
     </w:p>
     <w:p>
       <w:r>
-        <w:t>Three classification algorithms were evaluated for each outcome: (1) logistic regression with elastic-net regularization (saga solver), (2) random forest, and (3) gradient-boosted trees (XGBoost). Each algorithm was wrapped in an identical preprocessing → SMOTE → classifier pipeline, differing only in the final estimator and its preprocessing requirements as described above (including the spline expansion, applied only for the two tree-based algorithms).</w:t>
+        <w:t>Three classification algorithms were evaluated for each outcome: (1) logistic regression with elastic-net regularization (saga solver), (2) random forest, and (3) gradient-boosted trees (XGBoost). Each algorithm was wrapped in an identical preprocessing → SMOTE → classifier pipeline, differing only in the final estimator and its preprocessing requirements as described above.</w:t>
       </w:r>
     </w:p>
     <w:p>
@@ -240,7 +235,7 @@
     </w:p>
     <w:p>
       <w:r>
-        <w:t>For each model, the selected final pipeline (preprocessing, SMOTE, and classifier as a single object) was serialized for reuse, together with a metadata file recording the decision threshold, tuned hyperparameters, expected predictor columns, and test-set performance. A consolidated summary bundle was also produced, comprising all SHAP beeswarm and decision plot figures, the in-sample and test performance tables for all three algorithms and both models, and the underlying SHAP values (both the raw per-observation array and the mean-absolute-SHAP importance ranking) for every model/algorithm combination — packaged as a single compressed archive.</w:t>
+        <w:t>For each model, the selected final pipeline (preprocessing, SMOTE, and classifier as a single object) was serialized for reuse, together with a metadata file recording the decision threshold, tuned hyperparameters, expected predictor columns, and test-set performance. A consolidated summary bundle was also produced, comprising all SHAP beeswarm and decision plot figures, the in-sample and test performance tables for all three algorithms and both models, and the underlying SHAP values (both the raw per-observation array and the mean-absolute-SHAP importance ranking) for every model/algorithm combination — packaged as a single compressed archive. Every exported filename (model files, metadata, figures, tables, and the archive itself) is suffixed with a run tag identifying it as the feature set excluding the spline expansion, together with an auto-incrementing run number determined by scanning prior output for the highest existing number and adding one. This ensures repeated executions of this analysis, and the parallel spline-inclusive analysis sharing the same output directories, never overwrite one another's results.</w:t>
       </w:r>
     </w:p>
     <w:p>
@@ -253,7 +248,7 @@
     </w:p>
     <w:p>
       <w:r>
-        <w:t>All analyses were implemented in Python 3.12 using pandas for data handling (including reading the Excel-format source files via openpyxl); scikit-learn for preprocessing (including spline feature generation), cross-validation, and the logistic regression and random forest models; imbalanced-learn for SMOTE-based resampling pipelines; XGBoost for gradient-boosted tree models; Optuna for Bayesian hyperparameter optimization; SHAP for model interpretation; and joblib for model serialization.</w:t>
+        <w:t>All analyses were implemented in Python 3.12 using pandas for data handling (including reading the Excel-format source files via openpyxl); scikit-learn for preprocessing, cross-validation, and the logistic regression and random forest models; imbalanced-learn for SMOTE-based resampling pipelines; XGBoost for gradient-boosted tree models; Optuna for Bayesian hyperparameter optimization; SHAP for model interpretation; and joblib for model serialization.</w:t>
       </w:r>
     </w:p>
     <w:sectPr>
